--- a/ground-vehicle/docs/courses/beginner-ps3/handouts/coding_cheat_sheet.docx
+++ b/ground-vehicle/docs/courses/beginner-ps3/handouts/coding_cheat_sheet.docx
@@ -5844,7 +5844,7 @@
                 <w:sz w:val="17"/>
                 <w:szCs w:val="17"/>
               </w:rPr>
-              <w:t xml:space="preserve">the library, and YOUR controller's address. The number on its sticker replaces the 00.</w:t>
+              <w:t xml:space="preserve">the library, the line that keeps Bluetooth on, and YOUR controller's address. The number on its sticker replaces the 00.</w:t>
             </w:r>
           </w:p>
         </w:tc>
@@ -5865,6 +5865,19 @@
                 <w:szCs w:val="16"/>
               </w:rPr>
               <w:t xml:space="preserve">#include &lt;Ps3Controller.h&gt;</w:t>
+            </w:r>
+          </w:p>
+          <w:p>
+            <w:pPr>
+              <w:spacing w:before="0" w:after="0" w:line="240" w:lineRule="auto"/>
+            </w:pPr>
+            <w:r>
+              <w:rPr>
+                <w:rFonts w:ascii="Consolas" w:hAnsi="Consolas" w:cs="Consolas"/>
+                <w:sz w:val="16"/>
+                <w:szCs w:val="16"/>
+              </w:rPr>
+              <w:t xml:space="preserve">#include "esp32-hal-alloc-bt-classic-mem.h"   // KEEP: Bluetooth</w:t>
             </w:r>
           </w:p>
           <w:p>
